--- a/ind/docx/57.content.docx
+++ b/ind/docx/57.content.docx
@@ -136,13 +136,6 @@
         <w:rPr>
           <w:lang w:val="id_ID" w:bidi="id_ID"/>
         </w:rPr>
-      </w:r>
-      <w:r>
-        <w:rPr>
-          <w:i/>
-          <w:lang w:val="id_ID" w:bidi="id_ID"/>
-        </w:rPr>
-        <w:t>Filemon 1:1, Filemon 1:1 (#2), Filemon 1:2, Filemon 1:5, Filemon 1:7, Filemon 1:9, Filemon 1:10, Filemon 1:10 (#2), Filemon 1:12, Filemon 1:13, Filemon 1:13 (#2), Filemon 1:14, Filemon 1:15, Filemon 1:16–17, Filemon 1:18, Filemon 1:19, Filemon 1:22, Filemon 1:22 (#2)</w:t>
       </w:r>
       <w:r>
         <w:rPr>

--- a/ind/docx/57.content.docx
+++ b/ind/docx/57.content.docx
@@ -123,19 +123,6 @@
           <w:lang w:val="id_ID" w:bidi="id_ID"/>
         </w:rPr>
         <w:t>PHM</w:t>
-      </w:r>
-      <w:r>
-        <w:rPr>
-          <w:lang w:val="id_ID" w:bidi="id_ID"/>
-        </w:rPr>
-      </w:r>
-    </w:p>
-    <w:p>
-      <w:pPr/>
-      <w:r>
-        <w:rPr>
-          <w:lang w:val="id_ID" w:bidi="id_ID"/>
-        </w:rPr>
       </w:r>
       <w:r>
         <w:rPr>

--- a/ind/docx/57.content.docx
+++ b/ind/docx/57.content.docx
@@ -19,7 +19,7 @@
         <w:rPr>
           <w:lang w:val="id_ID" w:bidi="id_ID"/>
         </w:rPr>
-        <w:t>Resource: Pertanyaan Terjemahan (unfoldingWord)</w:t>
+        <w:t>Resource: unfoldingWord® Translation Questions</w:t>
       </w:r>
       <w:r>
         <w:rPr>
@@ -85,7 +85,7 @@
         <w:rPr>
           <w:lang w:val="id_ID" w:bidi="id_ID"/>
         </w:rPr>
-        <w:t>Pertanyaan Terjemahan (unfoldingWord)</w:t>
+        <w:t>unfoldingWord® Translation Questions</w:t>
       </w:r>
     </w:p>
     <w:p>
